--- a/策划书/《噬铁者》关卡设计分册.docx
+++ b/策划书/《噬铁者》关卡设计分册.docx
@@ -16964,6 +16964,14 @@
       </w:tr>
       <w:tr>
         <w:tblPrEx>
+          <w:tblBorders>
+            <w:top w:val="single" w:color="8EA9DB" w:sz="4" w:space="0"/>
+            <w:left w:val="single" w:color="8EA9DB" w:sz="4" w:space="0"/>
+            <w:bottom w:val="single" w:color="8EA9DB" w:sz="4" w:space="0"/>
+            <w:right w:val="single" w:color="8EA9DB" w:sz="4" w:space="0"/>
+            <w:insideH w:val="single" w:color="8EA9DB" w:sz="4" w:space="0"/>
+            <w:insideV w:val="single" w:color="8EA9DB" w:sz="4" w:space="0"/>
+          </w:tblBorders>
           <w:tblLayout w:type="fixed"/>
           <w:tblCellMar>
             <w:top w:w="40" w:type="dxa"/>
@@ -17493,14 +17501,6 @@
       </w:tr>
       <w:tr>
         <w:tblPrEx>
-          <w:tblBorders>
-            <w:top w:val="single" w:color="8EA9DB" w:sz="4" w:space="0"/>
-            <w:left w:val="single" w:color="8EA9DB" w:sz="4" w:space="0"/>
-            <w:bottom w:val="single" w:color="8EA9DB" w:sz="4" w:space="0"/>
-            <w:right w:val="single" w:color="8EA9DB" w:sz="4" w:space="0"/>
-            <w:insideH w:val="single" w:color="8EA9DB" w:sz="4" w:space="0"/>
-            <w:insideV w:val="single" w:color="8EA9DB" w:sz="4" w:space="0"/>
-          </w:tblBorders>
           <w:tblLayout w:type="fixed"/>
           <w:tblCellMar>
             <w:top w:w="40" w:type="dxa"/>
@@ -18666,7 +18666,21 @@
           <w:sz w:val="21"/>
           <w:szCs w:val="21"/>
         </w:rPr>
-        <w:t>解锁条件：集齐前 8 层全部钥匙碎片，传送进入后不可回头。无探索负担，纯 Boss 挑战 + 奖励狂欢。</w:t>
+        <w:t>解锁条件：集齐前 8 层全</w:t>
+      </w:r>
+      <w:bookmarkStart w:id="0" w:name="_GoBack"/>
+      <w:bookmarkEnd w:id="0"/>
+      <w:r>
+        <w:rPr>
+          <w:rFonts w:ascii="微软雅黑" w:hAnsi="微软雅黑" w:eastAsia="微软雅黑" w:cs="微软雅黑"/>
+          <w:b w:val="0"/>
+          <w:i w:val="0"/>
+          <w:caps w:val="0"/>
+          <w:spacing w:val="0"/>
+          <w:sz w:val="21"/>
+          <w:szCs w:val="21"/>
+        </w:rPr>
+        <w:t>部钥匙碎片，传送进入后不可回头。无探索负担，纯 Boss 挑战 + 奖励狂欢。</w:t>
       </w:r>
     </w:p>
     <w:tbl>
@@ -24508,7 +24522,7 @@
     <w:tbl>
       <w:tblPr>
         <w:tblStyle w:val="3"/>
-        <w:tblW w:w="3600" w:type="dxa"/>
+        <w:tblW w:w="9763" w:type="dxa"/>
         <w:tblInd w:w="0" w:type="dxa"/>
         <w:tblBorders>
           <w:top w:val="single" w:color="8EA9DB" w:sz="4" w:space="0"/>
@@ -24529,7 +24543,7 @@
       <w:tblGrid>
         <w:gridCol w:w="1200"/>
         <w:gridCol w:w="1200"/>
-        <w:gridCol w:w="1200"/>
+        <w:gridCol w:w="7363"/>
       </w:tblGrid>
       <w:tr>
         <w:tblPrEx>
@@ -24621,7 +24635,7 @@
         </w:tc>
         <w:tc>
           <w:tcPr>
-            <w:tcW w:w="1200" w:type="dxa"/>
+            <w:tcW w:w="7363" w:type="dxa"/>
             <w:shd w:val="clear" w:color="auto" w:fill="D9E2F3"/>
             <w:vAlign w:val="center"/>
           </w:tcPr>
@@ -24739,7 +24753,7 @@
         </w:tc>
         <w:tc>
           <w:tcPr>
-            <w:tcW w:w="1200" w:type="dxa"/>
+            <w:tcW w:w="7363" w:type="dxa"/>
             <w:vAlign w:val="center"/>
           </w:tcPr>
           <w:p>
@@ -24854,7 +24868,7 @@
         </w:tc>
         <w:tc>
           <w:tcPr>
-            <w:tcW w:w="1200" w:type="dxa"/>
+            <w:tcW w:w="7363" w:type="dxa"/>
             <w:vAlign w:val="center"/>
           </w:tcPr>
           <w:p>
@@ -24969,7 +24983,7 @@
         </w:tc>
         <w:tc>
           <w:tcPr>
-            <w:tcW w:w="1200" w:type="dxa"/>
+            <w:tcW w:w="7363" w:type="dxa"/>
             <w:vAlign w:val="center"/>
           </w:tcPr>
           <w:p>
@@ -25084,7 +25098,7 @@
         </w:tc>
         <w:tc>
           <w:tcPr>
-            <w:tcW w:w="1200" w:type="dxa"/>
+            <w:tcW w:w="7363" w:type="dxa"/>
             <w:vAlign w:val="center"/>
           </w:tcPr>
           <w:p>
@@ -25199,33 +25213,58 @@
         </w:tc>
         <w:tc>
           <w:tcPr>
-            <w:tcW w:w="1200" w:type="dxa"/>
-            <w:vAlign w:val="center"/>
-          </w:tcPr>
-          <w:p>
-            <w:pPr>
-              <w:spacing w:before="0" w:after="0" w:line="240" w:lineRule="auto"/>
-              <w:rPr>
-                <w:rFonts w:ascii="微软雅黑" w:hAnsi="微软雅黑" w:eastAsia="微软雅黑" w:cs="微软雅黑"/>
-                <w:b w:val="0"/>
-                <w:i w:val="0"/>
-                <w:caps w:val="0"/>
-                <w:spacing w:val="0"/>
-                <w:sz w:val="21"/>
-                <w:szCs w:val="21"/>
-              </w:rPr>
-            </w:pPr>
-            <w:r>
-              <w:rPr>
-                <w:rFonts w:ascii="微软雅黑" w:hAnsi="微软雅黑" w:eastAsia="微软雅黑" w:cs="微软雅黑"/>
-                <w:b w:val="0"/>
-                <w:i w:val="0"/>
-                <w:caps w:val="0"/>
-                <w:spacing w:val="0"/>
-                <w:sz w:val="18"/>
-                <w:szCs w:val="18"/>
-              </w:rPr>
-              <w:t>稳定出现在距初始房间 2～4 格范围内，满血恢复 + 清除所有 Debuff，每层限用 1 次</w:t>
+            <w:tcW w:w="7363" w:type="dxa"/>
+            <w:vAlign w:val="center"/>
+          </w:tcPr>
+          <w:p>
+            <w:pPr>
+              <w:spacing w:before="0" w:after="0" w:line="240" w:lineRule="auto"/>
+              <w:rPr>
+                <w:rFonts w:ascii="微软雅黑" w:hAnsi="微软雅黑" w:eastAsia="微软雅黑" w:cs="微软雅黑"/>
+                <w:b w:val="0"/>
+                <w:i w:val="0"/>
+                <w:caps w:val="0"/>
+                <w:spacing w:val="0"/>
+                <w:sz w:val="21"/>
+                <w:szCs w:val="21"/>
+              </w:rPr>
+            </w:pPr>
+            <w:r>
+              <w:rPr>
+                <w:rFonts w:ascii="微软雅黑" w:hAnsi="微软雅黑" w:eastAsia="微软雅黑" w:cs="微软雅黑"/>
+                <w:b w:val="0"/>
+                <w:i w:val="0"/>
+                <w:caps w:val="0"/>
+                <w:spacing w:val="0"/>
+                <w:sz w:val="18"/>
+                <w:szCs w:val="18"/>
+              </w:rPr>
+              <w:t>稳定出现在距</w:t>
+            </w:r>
+            <w:r>
+              <w:rPr>
+                <w:rFonts w:hint="eastAsia" w:ascii="微软雅黑" w:hAnsi="微软雅黑" w:eastAsia="微软雅黑" w:cs="微软雅黑"/>
+                <w:b w:val="0"/>
+                <w:i w:val="0"/>
+                <w:caps w:val="0"/>
+                <w:spacing w:val="0"/>
+                <w:sz w:val="18"/>
+                <w:szCs w:val="18"/>
+                <w:lang w:val="en-US" w:eastAsia="zh-CN"/>
+              </w:rPr>
+              <w:t>boss</w:t>
+            </w:r>
+            <w:r>
+              <w:rPr>
+                <w:rFonts w:ascii="微软雅黑" w:hAnsi="微软雅黑" w:eastAsia="微软雅黑" w:cs="微软雅黑"/>
+                <w:b w:val="0"/>
+                <w:i w:val="0"/>
+                <w:caps w:val="0"/>
+                <w:spacing w:val="0"/>
+                <w:sz w:val="18"/>
+                <w:szCs w:val="18"/>
+              </w:rPr>
+              <w:t>房间 2～4 格范围内，满血恢复 + 清除所有 Debuff，每层限用 1 次</w:t>
             </w:r>
           </w:p>
         </w:tc>
@@ -25314,7 +25353,7 @@
         </w:tc>
         <w:tc>
           <w:tcPr>
-            <w:tcW w:w="1200" w:type="dxa"/>
+            <w:tcW w:w="7363" w:type="dxa"/>
             <w:vAlign w:val="center"/>
           </w:tcPr>
           <w:p>
@@ -25429,7 +25468,7 @@
         </w:tc>
         <w:tc>
           <w:tcPr>
-            <w:tcW w:w="1200" w:type="dxa"/>
+            <w:tcW w:w="7363" w:type="dxa"/>
             <w:vAlign w:val="center"/>
           </w:tcPr>
           <w:p>
@@ -25544,7 +25583,7 @@
         </w:tc>
         <w:tc>
           <w:tcPr>
-            <w:tcW w:w="1200" w:type="dxa"/>
+            <w:tcW w:w="7363" w:type="dxa"/>
             <w:vAlign w:val="center"/>
           </w:tcPr>
           <w:p>
@@ -25659,7 +25698,7 @@
         </w:tc>
         <w:tc>
           <w:tcPr>
-            <w:tcW w:w="1200" w:type="dxa"/>
+            <w:tcW w:w="7363" w:type="dxa"/>
             <w:vAlign w:val="center"/>
           </w:tcPr>
           <w:p>
@@ -25718,8 +25757,6 @@
           <w:szCs w:val="21"/>
         </w:rPr>
       </w:pPr>
-      <w:bookmarkStart w:id="0" w:name="_GoBack"/>
-      <w:bookmarkEnd w:id="0"/>
       <w:r>
         <w:rPr>
           <w:rFonts w:ascii="微软雅黑" w:hAnsi="微软雅黑" w:eastAsia="微软雅黑" w:cs="微软雅黑"/>
